--- a/docs/aw_model_lay_overview.docx
+++ b/docs/aw_model_lay_overview.docx
@@ -481,7 +481,7 @@
               <w:rPr>
                 <w:sz w:val="19"/>
               </w:rPr>
-              <w:t>Median 83,409 / mean 104,892 aDALYs per $1M</w:t>
+              <w:t>Median 46,212 / mean 69,598 aDALYs per $1M</w:t>
             </w:r>
           </w:p>
         </w:tc>
@@ -539,7 +539,7 @@
               <w:rPr>
                 <w:sz w:val="19"/>
               </w:rPr>
-              <w:t>—</w:t>
+              <w:t>Median 47,611 / mean 71,708 aDALYs per $1M</w:t>
             </w:r>
           </w:p>
         </w:tc>
@@ -553,7 +553,7 @@
               <w:rPr>
                 <w:sz w:val="19"/>
               </w:rPr>
-              <w:t>? years</w:t>
+              <w:t>15 years</w:t>
             </w:r>
           </w:p>
         </w:tc>
@@ -597,7 +597,7 @@
               <w:rPr>
                 <w:sz w:val="19"/>
               </w:rPr>
-              <w:t>Median 4,179 / mean 8,226 aDALYs per $1M</w:t>
+              <w:t>Median 4,158 / mean 8,157 aDALYs per $1M</w:t>
             </w:r>
           </w:p>
         </w:tc>
@@ -713,7 +713,7 @@
               <w:rPr>
                 <w:sz w:val="19"/>
               </w:rPr>
-              <w:t>Median 36,436 / mean 51,928 aDALYs per $1M</w:t>
+              <w:t>Median 35,604 / mean 50,720 aDALYs per $1M</w:t>
             </w:r>
           </w:p>
         </w:tc>
@@ -1211,7 +1211,7 @@
               <w:rPr>
                 <w:sz w:val="19"/>
               </w:rPr>
-              <w:t>167</w:t>
+              <w:t>62</w:t>
             </w:r>
           </w:p>
         </w:tc>
@@ -1225,7 +1225,7 @@
               <w:rPr>
                 <w:sz w:val="19"/>
               </w:rPr>
-              <w:t>38,524</w:t>
+              <w:t>14,260</w:t>
             </w:r>
           </w:p>
         </w:tc>
@@ -1255,7 +1255,7 @@
               <w:rPr>
                 <w:sz w:val="19"/>
               </w:rPr>
-              <w:t>361</w:t>
+              <w:t>200</w:t>
             </w:r>
           </w:p>
         </w:tc>
@@ -1269,7 +1269,7 @@
               <w:rPr>
                 <w:sz w:val="19"/>
               </w:rPr>
-              <w:t>83,409</w:t>
+              <w:t>46,212</w:t>
             </w:r>
           </w:p>
         </w:tc>
@@ -1299,7 +1299,7 @@
               <w:rPr>
                 <w:sz w:val="19"/>
               </w:rPr>
-              <w:t>454</w:t>
+              <w:t>301</w:t>
             </w:r>
           </w:p>
         </w:tc>
@@ -1313,7 +1313,7 @@
               <w:rPr>
                 <w:sz w:val="19"/>
               </w:rPr>
-              <w:t>104,892</w:t>
+              <w:t>69,598</w:t>
             </w:r>
           </w:p>
         </w:tc>
@@ -1343,7 +1343,7 @@
               <w:rPr>
                 <w:sz w:val="19"/>
               </w:rPr>
-              <w:t>836</w:t>
+              <w:t>647</w:t>
             </w:r>
           </w:p>
         </w:tc>
@@ -1357,7 +1357,7 @@
               <w:rPr>
                 <w:sz w:val="19"/>
               </w:rPr>
-              <w:t>193,063</w:t>
+              <w:t>149,441</w:t>
             </w:r>
           </w:p>
         </w:tc>
@@ -1660,7 +1660,123 @@
               <w:rPr>
                 <w:sz w:val="19"/>
               </w:rPr>
+              <w:t>Policy advocacy</w:t>
+            </w:r>
+          </w:p>
+        </w:tc>
+        <w:tc>
+          <w:tcPr>
+            <w:tcW w:type="dxa" w:w="2266"/>
+            <w:shd w:val="clear" w:color="auto" w:fill="F5F7FC"/>
+          </w:tcPr>
+          <w:p>
+            <w:r>
+              <w:rPr>
+                <w:sz w:val="19"/>
+              </w:rPr>
+              <w:t>Year 4</w:t>
+            </w:r>
+          </w:p>
+        </w:tc>
+        <w:tc>
+          <w:tcPr>
+            <w:tcW w:type="dxa" w:w="2266"/>
+            <w:shd w:val="clear" w:color="auto" w:fill="F5F7FC"/>
+          </w:tcPr>
+          <w:p>
+            <w:r>
+              <w:rPr>
+                <w:sz w:val="19"/>
+              </w:rPr>
+              <w:t>15 years</w:t>
+            </w:r>
+          </w:p>
+        </w:tc>
+        <w:tc>
+          <w:tcPr>
+            <w:tcW w:type="dxa" w:w="2266"/>
+            <w:shd w:val="clear" w:color="auto" w:fill="F5F7FC"/>
+          </w:tcPr>
+          <w:p>
+            <w:r>
+              <w:rPr>
+                <w:sz w:val="19"/>
+              </w:rPr>
+              <w:t>0–5 yr, 5–10 yr, 10–20 yr (proportionally)</w:t>
+            </w:r>
+          </w:p>
+        </w:tc>
+      </w:tr>
+      <w:tr>
+        <w:tc>
+          <w:tcPr>
+            <w:tcW w:type="dxa" w:w="2266"/>
+            <w:shd w:val="clear" w:color="auto" w:fill="FFFFFF"/>
+          </w:tcPr>
+          <w:p>
+            <w:r>
+              <w:rPr>
+                <w:sz w:val="19"/>
+              </w:rPr>
               <w:t>Fish welfare</w:t>
+            </w:r>
+          </w:p>
+        </w:tc>
+        <w:tc>
+          <w:tcPr>
+            <w:tcW w:type="dxa" w:w="2266"/>
+            <w:shd w:val="clear" w:color="auto" w:fill="FFFFFF"/>
+          </w:tcPr>
+          <w:p>
+            <w:r>
+              <w:rPr>
+                <w:sz w:val="19"/>
+              </w:rPr>
+              <w:t>Year 1</w:t>
+            </w:r>
+          </w:p>
+        </w:tc>
+        <w:tc>
+          <w:tcPr>
+            <w:tcW w:type="dxa" w:w="2266"/>
+            <w:shd w:val="clear" w:color="auto" w:fill="FFFFFF"/>
+          </w:tcPr>
+          <w:p>
+            <w:r>
+              <w:rPr>
+                <w:sz w:val="19"/>
+              </w:rPr>
+              <w:t>10 years</w:t>
+            </w:r>
+          </w:p>
+        </w:tc>
+        <w:tc>
+          <w:tcPr>
+            <w:tcW w:type="dxa" w:w="2266"/>
+            <w:shd w:val="clear" w:color="auto" w:fill="FFFFFF"/>
+          </w:tcPr>
+          <w:p>
+            <w:r>
+              <w:rPr>
+                <w:sz w:val="19"/>
+              </w:rPr>
+              <w:t>0–5 yr, 5–10 yr, 10–20 yr (proportionally)</w:t>
+            </w:r>
+          </w:p>
+        </w:tc>
+      </w:tr>
+      <w:tr>
+        <w:tc>
+          <w:tcPr>
+            <w:tcW w:type="dxa" w:w="2266"/>
+            <w:shd w:val="clear" w:color="auto" w:fill="F5F7FC"/>
+          </w:tcPr>
+          <w:p>
+            <w:r>
+              <w:rPr>
+                <w:sz w:val="19"/>
+              </w:rPr>
+              <w:t>Shrimp welfare</w:t>
             </w:r>
           </w:p>
         </w:tc>
@@ -1718,7 +1834,7 @@
               <w:rPr>
                 <w:sz w:val="19"/>
               </w:rPr>
-              <w:t>Shrimp welfare</w:t>
+              <w:t>Wild animal welfare</w:t>
             </w:r>
           </w:p>
         </w:tc>
@@ -1732,7 +1848,7 @@
               <w:rPr>
                 <w:sz w:val="19"/>
               </w:rPr>
-              <w:t>Year 1</w:t>
+              <w:t>Year 10</w:t>
             </w:r>
           </w:p>
         </w:tc>
@@ -1776,7 +1892,7 @@
               <w:rPr>
                 <w:sz w:val="19"/>
               </w:rPr>
-              <w:t>Wild animal welfare</w:t>
+              <w:t>Invertebrate welfare</w:t>
             </w:r>
           </w:p>
         </w:tc>
@@ -1812,64 +1928,6 @@
           <w:tcPr>
             <w:tcW w:type="dxa" w:w="2266"/>
             <w:shd w:val="clear" w:color="auto" w:fill="F5F7FC"/>
-          </w:tcPr>
-          <w:p>
-            <w:r>
-              <w:rPr>
-                <w:sz w:val="19"/>
-              </w:rPr>
-              <w:t>0–5 yr, 5–10 yr, 10–20 yr (proportionally)</w:t>
-            </w:r>
-          </w:p>
-        </w:tc>
-      </w:tr>
-      <w:tr>
-        <w:tc>
-          <w:tcPr>
-            <w:tcW w:type="dxa" w:w="2266"/>
-            <w:shd w:val="clear" w:color="auto" w:fill="FFFFFF"/>
-          </w:tcPr>
-          <w:p>
-            <w:r>
-              <w:rPr>
-                <w:sz w:val="19"/>
-              </w:rPr>
-              <w:t>Invertebrate welfare</w:t>
-            </w:r>
-          </w:p>
-        </w:tc>
-        <w:tc>
-          <w:tcPr>
-            <w:tcW w:type="dxa" w:w="2266"/>
-            <w:shd w:val="clear" w:color="auto" w:fill="FFFFFF"/>
-          </w:tcPr>
-          <w:p>
-            <w:r>
-              <w:rPr>
-                <w:sz w:val="19"/>
-              </w:rPr>
-              <w:t>Year 10</w:t>
-            </w:r>
-          </w:p>
-        </w:tc>
-        <w:tc>
-          <w:tcPr>
-            <w:tcW w:type="dxa" w:w="2266"/>
-            <w:shd w:val="clear" w:color="auto" w:fill="FFFFFF"/>
-          </w:tcPr>
-          <w:p>
-            <w:r>
-              <w:rPr>
-                <w:sz w:val="19"/>
-              </w:rPr>
-              <w:t>10 years</w:t>
-            </w:r>
-          </w:p>
-        </w:tc>
-        <w:tc>
-          <w:tcPr>
-            <w:tcW w:type="dxa" w:w="2266"/>
-            <w:shd w:val="clear" w:color="auto" w:fill="FFFFFF"/>
           </w:tcPr>
           <w:p>
             <w:r>
